--- a/flutter_more_documents/f46_flutter_ci_cd.docx
+++ b/flutter_more_documents/f46_flutter_ci_cd.docx
@@ -6,16 +6,16 @@
       <w:pPr>
         <w:jc w:val="center"/>
         <w:rPr>
-          <w:sz w:val="36"/>
-          <w:szCs w:val="36"/>
-        </w:rPr>
-      </w:pPr>
-      <w:r>
-        <w:rPr>
-          <w:b/>
-          <w:bCs/>
-          <w:sz w:val="44"/>
-          <w:szCs w:val="44"/>
+          <w:sz w:val="32"/>
+          <w:szCs w:val="32"/>
+        </w:rPr>
+      </w:pPr>
+      <w:r>
+        <w:rPr>
+          <w:b/>
+          <w:bCs/>
+          <w:sz w:val="40"/>
+          <w:szCs w:val="40"/>
         </w:rPr>
         <w:t>INDEX</w:t>
       </w:r>
@@ -24,31 +24,31 @@
       <w:pPr>
         <w:jc w:val="both"/>
         <w:rPr>
-          <w:sz w:val="36"/>
-          <w:szCs w:val="36"/>
-        </w:rPr>
-      </w:pPr>
-    </w:p>
-    <w:p>
-      <w:pPr>
-        <w:jc w:val="both"/>
-        <w:rPr>
-          <w:sz w:val="36"/>
-          <w:szCs w:val="36"/>
-        </w:rPr>
-      </w:pPr>
-    </w:p>
-    <w:p>
-      <w:pPr>
-        <w:rPr>
-          <w:sz w:val="36"/>
-          <w:szCs w:val="36"/>
-        </w:rPr>
-      </w:pPr>
-      <w:r>
-        <w:rPr>
-          <w:sz w:val="36"/>
-          <w:szCs w:val="36"/>
+          <w:sz w:val="32"/>
+          <w:szCs w:val="32"/>
+        </w:rPr>
+      </w:pPr>
+    </w:p>
+    <w:p>
+      <w:pPr>
+        <w:jc w:val="both"/>
+        <w:rPr>
+          <w:sz w:val="32"/>
+          <w:szCs w:val="32"/>
+        </w:rPr>
+      </w:pPr>
+    </w:p>
+    <w:p>
+      <w:pPr>
+        <w:rPr>
+          <w:sz w:val="32"/>
+          <w:szCs w:val="32"/>
+        </w:rPr>
+      </w:pPr>
+      <w:r>
+        <w:rPr>
+          <w:sz w:val="32"/>
+          <w:szCs w:val="32"/>
         </w:rPr>
         <w:br w:type="page"/>
       </w:r>
@@ -59,16 +59,16 @@
         <w:rPr>
           <w:b/>
           <w:bCs/>
-          <w:sz w:val="36"/>
-          <w:szCs w:val="36"/>
-        </w:rPr>
-      </w:pPr>
-      <w:r>
-        <w:rPr>
-          <w:b/>
-          <w:bCs/>
-          <w:sz w:val="36"/>
-          <w:szCs w:val="36"/>
+          <w:sz w:val="32"/>
+          <w:szCs w:val="32"/>
+        </w:rPr>
+      </w:pPr>
+      <w:r>
+        <w:rPr>
+          <w:b/>
+          <w:bCs/>
+          <w:sz w:val="32"/>
+          <w:szCs w:val="32"/>
         </w:rPr>
         <w:lastRenderedPageBreak/>
         <w:t>Flutter CI (Continuous Integration) / CD (Continuous Deployment) Concept:</w:t>
@@ -78,21 +78,21 @@
       <w:pPr>
         <w:jc w:val="both"/>
         <w:rPr>
-          <w:sz w:val="36"/>
-          <w:szCs w:val="36"/>
-        </w:rPr>
-      </w:pPr>
-      <w:r>
-        <w:rPr>
-          <w:sz w:val="36"/>
-          <w:szCs w:val="36"/>
+          <w:sz w:val="32"/>
+          <w:szCs w:val="32"/>
+        </w:rPr>
+      </w:pPr>
+      <w:r>
+        <w:rPr>
+          <w:sz w:val="32"/>
+          <w:szCs w:val="32"/>
         </w:rPr>
         <w:t xml:space="preserve"># </w:t>
       </w:r>
       <w:r>
         <w:rPr>
-          <w:sz w:val="36"/>
-          <w:szCs w:val="36"/>
+          <w:sz w:val="32"/>
+          <w:szCs w:val="32"/>
         </w:rPr>
         <w:t>Traditional backend CI/CD is:</w:t>
       </w:r>
@@ -103,16 +103,16 @@
         <w:rPr>
           <w:b/>
           <w:bCs/>
-          <w:sz w:val="36"/>
-          <w:szCs w:val="36"/>
-        </w:rPr>
-      </w:pPr>
-      <w:r>
-        <w:rPr>
-          <w:b/>
-          <w:bCs/>
-          <w:sz w:val="36"/>
-          <w:szCs w:val="36"/>
+          <w:sz w:val="32"/>
+          <w:szCs w:val="32"/>
+        </w:rPr>
+      </w:pPr>
+      <w:r>
+        <w:rPr>
+          <w:b/>
+          <w:bCs/>
+          <w:sz w:val="32"/>
+          <w:szCs w:val="32"/>
         </w:rPr>
         <w:t xml:space="preserve">Push code </w:t>
       </w:r>
@@ -120,8 +120,8 @@
         <w:rPr>
           <w:b/>
           <w:bCs/>
-          <w:sz w:val="36"/>
-          <w:szCs w:val="36"/>
+          <w:sz w:val="32"/>
+          <w:szCs w:val="32"/>
         </w:rPr>
         <w:sym w:font="Wingdings" w:char="F0E0"/>
       </w:r>
@@ -129,8 +129,8 @@
         <w:rPr>
           <w:b/>
           <w:bCs/>
-          <w:sz w:val="36"/>
-          <w:szCs w:val="36"/>
+          <w:sz w:val="32"/>
+          <w:szCs w:val="32"/>
         </w:rPr>
         <w:t xml:space="preserve"> build </w:t>
       </w:r>
@@ -138,8 +138,8 @@
         <w:rPr>
           <w:b/>
           <w:bCs/>
-          <w:sz w:val="36"/>
-          <w:szCs w:val="36"/>
+          <w:sz w:val="32"/>
+          <w:szCs w:val="32"/>
         </w:rPr>
         <w:sym w:font="Wingdings" w:char="F0E0"/>
       </w:r>
@@ -147,8 +147,8 @@
         <w:rPr>
           <w:b/>
           <w:bCs/>
-          <w:sz w:val="36"/>
-          <w:szCs w:val="36"/>
+          <w:sz w:val="32"/>
+          <w:szCs w:val="32"/>
         </w:rPr>
         <w:t xml:space="preserve"> test </w:t>
       </w:r>
@@ -156,8 +156,8 @@
         <w:rPr>
           <w:b/>
           <w:bCs/>
-          <w:sz w:val="36"/>
-          <w:szCs w:val="36"/>
+          <w:sz w:val="32"/>
+          <w:szCs w:val="32"/>
         </w:rPr>
         <w:sym w:font="Wingdings" w:char="F0E0"/>
       </w:r>
@@ -165,8 +165,8 @@
         <w:rPr>
           <w:b/>
           <w:bCs/>
-          <w:sz w:val="36"/>
-          <w:szCs w:val="36"/>
+          <w:sz w:val="32"/>
+          <w:szCs w:val="32"/>
         </w:rPr>
         <w:t xml:space="preserve"> deploy to server</w:t>
       </w:r>
@@ -175,14 +175,14 @@
       <w:pPr>
         <w:jc w:val="both"/>
         <w:rPr>
-          <w:sz w:val="36"/>
-          <w:szCs w:val="36"/>
-        </w:rPr>
-      </w:pPr>
-      <w:r>
-        <w:rPr>
-          <w:sz w:val="36"/>
-          <w:szCs w:val="36"/>
+          <w:sz w:val="32"/>
+          <w:szCs w:val="32"/>
+        </w:rPr>
+      </w:pPr>
+      <w:r>
+        <w:rPr>
+          <w:sz w:val="32"/>
+          <w:szCs w:val="32"/>
         </w:rPr>
         <w:t># But Flutter CI/CD is:</w:t>
       </w:r>
@@ -193,16 +193,16 @@
         <w:rPr>
           <w:b/>
           <w:bCs/>
-          <w:sz w:val="36"/>
-          <w:szCs w:val="36"/>
-        </w:rPr>
-      </w:pPr>
-      <w:r>
-        <w:rPr>
-          <w:b/>
-          <w:bCs/>
-          <w:sz w:val="36"/>
-          <w:szCs w:val="36"/>
+          <w:sz w:val="32"/>
+          <w:szCs w:val="32"/>
+        </w:rPr>
+      </w:pPr>
+      <w:r>
+        <w:rPr>
+          <w:b/>
+          <w:bCs/>
+          <w:sz w:val="32"/>
+          <w:szCs w:val="32"/>
         </w:rPr>
         <w:t xml:space="preserve">Push code </w:t>
       </w:r>
@@ -210,8 +210,8 @@
         <w:rPr>
           <w:b/>
           <w:bCs/>
-          <w:sz w:val="36"/>
-          <w:szCs w:val="36"/>
+          <w:sz w:val="32"/>
+          <w:szCs w:val="32"/>
         </w:rPr>
         <w:sym w:font="Wingdings" w:char="F0E0"/>
       </w:r>
@@ -219,8 +219,8 @@
         <w:rPr>
           <w:b/>
           <w:bCs/>
-          <w:sz w:val="36"/>
-          <w:szCs w:val="36"/>
+          <w:sz w:val="32"/>
+          <w:szCs w:val="32"/>
         </w:rPr>
         <w:t xml:space="preserve"> build APK/AAB </w:t>
       </w:r>
@@ -228,8 +228,8 @@
         <w:rPr>
           <w:b/>
           <w:bCs/>
-          <w:sz w:val="36"/>
-          <w:szCs w:val="36"/>
+          <w:sz w:val="32"/>
+          <w:szCs w:val="32"/>
         </w:rPr>
         <w:sym w:font="Wingdings" w:char="F0E0"/>
       </w:r>
@@ -237,8 +237,8 @@
         <w:rPr>
           <w:b/>
           <w:bCs/>
-          <w:sz w:val="36"/>
-          <w:szCs w:val="36"/>
+          <w:sz w:val="32"/>
+          <w:szCs w:val="32"/>
         </w:rPr>
         <w:t xml:space="preserve"> test </w:t>
       </w:r>
@@ -246,8 +246,8 @@
         <w:rPr>
           <w:b/>
           <w:bCs/>
-          <w:sz w:val="36"/>
-          <w:szCs w:val="36"/>
+          <w:sz w:val="32"/>
+          <w:szCs w:val="32"/>
         </w:rPr>
         <w:sym w:font="Wingdings" w:char="F0E0"/>
       </w:r>
@@ -255,8 +255,8 @@
         <w:rPr>
           <w:b/>
           <w:bCs/>
-          <w:sz w:val="36"/>
-          <w:szCs w:val="36"/>
+          <w:sz w:val="32"/>
+          <w:szCs w:val="32"/>
         </w:rPr>
         <w:t xml:space="preserve"> upload to store </w:t>
       </w:r>
@@ -264,8 +264,8 @@
         <w:rPr>
           <w:b/>
           <w:bCs/>
-          <w:sz w:val="36"/>
-          <w:szCs w:val="36"/>
+          <w:sz w:val="32"/>
+          <w:szCs w:val="32"/>
         </w:rPr>
         <w:sym w:font="Wingdings" w:char="F0E0"/>
       </w:r>
@@ -273,8 +273,8 @@
         <w:rPr>
           <w:b/>
           <w:bCs/>
-          <w:sz w:val="36"/>
-          <w:szCs w:val="36"/>
+          <w:sz w:val="32"/>
+          <w:szCs w:val="32"/>
         </w:rPr>
         <w:t xml:space="preserve"> release to users</w:t>
       </w:r>
@@ -283,14 +283,14 @@
       <w:pPr>
         <w:jc w:val="both"/>
         <w:rPr>
-          <w:sz w:val="36"/>
-          <w:szCs w:val="36"/>
-        </w:rPr>
-      </w:pPr>
-      <w:r>
-        <w:rPr>
-          <w:sz w:val="36"/>
-          <w:szCs w:val="36"/>
+          <w:sz w:val="32"/>
+          <w:szCs w:val="32"/>
+        </w:rPr>
+      </w:pPr>
+      <w:r>
+        <w:rPr>
+          <w:sz w:val="32"/>
+          <w:szCs w:val="32"/>
         </w:rPr>
         <w:t># CI/CD for Flutter is necessary too just the “deployment target” is the app store instead of a server.</w:t>
       </w:r>
@@ -299,23 +299,23 @@
       <w:pPr>
         <w:jc w:val="both"/>
         <w:rPr>
-          <w:sz w:val="36"/>
-          <w:szCs w:val="36"/>
-        </w:rPr>
-      </w:pPr>
-    </w:p>
-    <w:p>
-      <w:pPr>
-        <w:jc w:val="both"/>
-        <w:rPr>
-          <w:sz w:val="36"/>
-          <w:szCs w:val="36"/>
-        </w:rPr>
-      </w:pPr>
-      <w:r>
-        <w:rPr>
-          <w:sz w:val="36"/>
-          <w:szCs w:val="36"/>
+          <w:sz w:val="32"/>
+          <w:szCs w:val="32"/>
+        </w:rPr>
+      </w:pPr>
+    </w:p>
+    <w:p>
+      <w:pPr>
+        <w:jc w:val="both"/>
+        <w:rPr>
+          <w:sz w:val="32"/>
+          <w:szCs w:val="32"/>
+        </w:rPr>
+      </w:pPr>
+      <w:r>
+        <w:rPr>
+          <w:sz w:val="32"/>
+          <w:szCs w:val="32"/>
         </w:rPr>
         <w:t>What Actually Happens in Flutter CI/CD:</w:t>
       </w:r>
@@ -324,14 +324,14 @@
       <w:pPr>
         <w:jc w:val="both"/>
         <w:rPr>
-          <w:sz w:val="36"/>
-          <w:szCs w:val="36"/>
-        </w:rPr>
-      </w:pPr>
-      <w:r>
-        <w:rPr>
-          <w:sz w:val="36"/>
-          <w:szCs w:val="36"/>
+          <w:sz w:val="32"/>
+          <w:szCs w:val="32"/>
+        </w:rPr>
+      </w:pPr>
+      <w:r>
+        <w:rPr>
+          <w:sz w:val="32"/>
+          <w:szCs w:val="32"/>
         </w:rPr>
         <w:t xml:space="preserve"># Step-1, code pushed to GitHub. Example, we push to the </w:t>
       </w:r>
@@ -339,15 +339,15 @@
         <w:rPr>
           <w:b/>
           <w:bCs/>
-          <w:sz w:val="36"/>
-          <w:szCs w:val="36"/>
+          <w:sz w:val="32"/>
+          <w:szCs w:val="32"/>
         </w:rPr>
         <w:t>main</w:t>
       </w:r>
       <w:r>
         <w:rPr>
-          <w:sz w:val="36"/>
-          <w:szCs w:val="36"/>
+          <w:sz w:val="32"/>
+          <w:szCs w:val="32"/>
         </w:rPr>
         <w:t xml:space="preserve"> branch</w:t>
       </w:r>
@@ -356,14 +356,14 @@
       <w:pPr>
         <w:jc w:val="both"/>
         <w:rPr>
-          <w:sz w:val="36"/>
-          <w:szCs w:val="36"/>
-        </w:rPr>
-      </w:pPr>
-      <w:r>
-        <w:rPr>
-          <w:sz w:val="36"/>
-          <w:szCs w:val="36"/>
+          <w:sz w:val="32"/>
+          <w:szCs w:val="32"/>
+        </w:rPr>
+      </w:pPr>
+      <w:r>
+        <w:rPr>
+          <w:sz w:val="32"/>
+          <w:szCs w:val="32"/>
         </w:rPr>
         <w:t># Step-2, CI/CD pipeline triggers, using tools like:</w:t>
       </w:r>
@@ -377,14 +377,14 @@
         </w:numPr>
         <w:jc w:val="both"/>
         <w:rPr>
-          <w:sz w:val="36"/>
-          <w:szCs w:val="36"/>
-        </w:rPr>
-      </w:pPr>
-      <w:r>
-        <w:rPr>
-          <w:sz w:val="36"/>
-          <w:szCs w:val="36"/>
+          <w:sz w:val="32"/>
+          <w:szCs w:val="32"/>
+        </w:rPr>
+      </w:pPr>
+      <w:r>
+        <w:rPr>
+          <w:sz w:val="32"/>
+          <w:szCs w:val="32"/>
         </w:rPr>
         <w:t>GitHub Actions</w:t>
       </w:r>
@@ -398,15 +398,15 @@
         </w:numPr>
         <w:jc w:val="both"/>
         <w:rPr>
-          <w:sz w:val="36"/>
-          <w:szCs w:val="36"/>
+          <w:sz w:val="32"/>
+          <w:szCs w:val="32"/>
         </w:rPr>
       </w:pPr>
       <w:proofErr w:type="spellStart"/>
       <w:r>
         <w:rPr>
-          <w:sz w:val="36"/>
-          <w:szCs w:val="36"/>
+          <w:sz w:val="32"/>
+          <w:szCs w:val="32"/>
         </w:rPr>
         <w:t>Codemagic</w:t>
       </w:r>
@@ -421,15 +421,15 @@
         </w:numPr>
         <w:jc w:val="both"/>
         <w:rPr>
-          <w:sz w:val="36"/>
-          <w:szCs w:val="36"/>
+          <w:sz w:val="32"/>
+          <w:szCs w:val="32"/>
         </w:rPr>
       </w:pPr>
       <w:proofErr w:type="spellStart"/>
       <w:r>
         <w:rPr>
-          <w:sz w:val="36"/>
-          <w:szCs w:val="36"/>
+          <w:sz w:val="32"/>
+          <w:szCs w:val="32"/>
         </w:rPr>
         <w:t>Bitrise</w:t>
       </w:r>
@@ -444,14 +444,14 @@
         </w:numPr>
         <w:jc w:val="both"/>
         <w:rPr>
-          <w:sz w:val="36"/>
-          <w:szCs w:val="36"/>
-        </w:rPr>
-      </w:pPr>
-      <w:r>
-        <w:rPr>
-          <w:sz w:val="36"/>
-          <w:szCs w:val="36"/>
+          <w:sz w:val="32"/>
+          <w:szCs w:val="32"/>
+        </w:rPr>
+      </w:pPr>
+      <w:r>
+        <w:rPr>
+          <w:sz w:val="32"/>
+          <w:szCs w:val="32"/>
         </w:rPr>
         <w:t># Step-3, Automated steps run:</w:t>
       </w:r>
@@ -465,14 +465,14 @@
         </w:numPr>
         <w:jc w:val="both"/>
         <w:rPr>
-          <w:sz w:val="36"/>
-          <w:szCs w:val="36"/>
-        </w:rPr>
-      </w:pPr>
-      <w:r>
-        <w:rPr>
-          <w:sz w:val="36"/>
-          <w:szCs w:val="36"/>
+          <w:sz w:val="32"/>
+          <w:szCs w:val="32"/>
+        </w:rPr>
+      </w:pPr>
+      <w:r>
+        <w:rPr>
+          <w:sz w:val="32"/>
+          <w:szCs w:val="32"/>
         </w:rPr>
         <w:t>Install Flutter SDK</w:t>
       </w:r>
@@ -486,14 +486,14 @@
         </w:numPr>
         <w:jc w:val="both"/>
         <w:rPr>
-          <w:sz w:val="36"/>
-          <w:szCs w:val="36"/>
-        </w:rPr>
-      </w:pPr>
-      <w:r>
-        <w:rPr>
-          <w:sz w:val="36"/>
-          <w:szCs w:val="36"/>
+          <w:sz w:val="32"/>
+          <w:szCs w:val="32"/>
+        </w:rPr>
+      </w:pPr>
+      <w:r>
+        <w:rPr>
+          <w:sz w:val="32"/>
+          <w:szCs w:val="32"/>
         </w:rPr>
         <w:t>Run tests</w:t>
       </w:r>
@@ -507,14 +507,14 @@
         </w:numPr>
         <w:jc w:val="both"/>
         <w:rPr>
-          <w:sz w:val="36"/>
-          <w:szCs w:val="36"/>
-        </w:rPr>
-      </w:pPr>
-      <w:r>
-        <w:rPr>
-          <w:sz w:val="36"/>
-          <w:szCs w:val="36"/>
+          <w:sz w:val="32"/>
+          <w:szCs w:val="32"/>
+        </w:rPr>
+      </w:pPr>
+      <w:r>
+        <w:rPr>
+          <w:sz w:val="32"/>
+          <w:szCs w:val="32"/>
         </w:rPr>
         <w:t>Build app:</w:t>
       </w:r>
@@ -528,14 +528,14 @@
         </w:numPr>
         <w:jc w:val="both"/>
         <w:rPr>
-          <w:sz w:val="36"/>
-          <w:szCs w:val="36"/>
-        </w:rPr>
-      </w:pPr>
-      <w:r>
-        <w:rPr>
-          <w:sz w:val="36"/>
-          <w:szCs w:val="36"/>
+          <w:sz w:val="32"/>
+          <w:szCs w:val="32"/>
+        </w:rPr>
+      </w:pPr>
+      <w:r>
+        <w:rPr>
+          <w:sz w:val="32"/>
+          <w:szCs w:val="32"/>
         </w:rPr>
         <w:t>APK (debug/testing)</w:t>
       </w:r>
@@ -549,14 +549,14 @@
         </w:numPr>
         <w:jc w:val="both"/>
         <w:rPr>
-          <w:sz w:val="36"/>
-          <w:szCs w:val="36"/>
-        </w:rPr>
-      </w:pPr>
-      <w:r>
-        <w:rPr>
-          <w:sz w:val="36"/>
-          <w:szCs w:val="36"/>
+          <w:sz w:val="32"/>
+          <w:szCs w:val="32"/>
+        </w:rPr>
+      </w:pPr>
+      <w:r>
+        <w:rPr>
+          <w:sz w:val="32"/>
+          <w:szCs w:val="32"/>
         </w:rPr>
         <w:t>AAB (production)</w:t>
       </w:r>
@@ -566,17 +566,44 @@
         <w:ind w:left="180"/>
         <w:jc w:val="both"/>
         <w:rPr>
-          <w:sz w:val="36"/>
-          <w:szCs w:val="36"/>
-        </w:rPr>
-      </w:pPr>
-      <w:r>
-        <w:rPr>
-          <w:sz w:val="36"/>
-          <w:szCs w:val="36"/>
+          <w:sz w:val="32"/>
+          <w:szCs w:val="32"/>
+        </w:rPr>
+      </w:pPr>
+      <w:r>
+        <w:rPr>
+          <w:sz w:val="32"/>
+          <w:szCs w:val="32"/>
+        </w:rPr>
+        <w:t># Step-4, Auto-upload to Play Store, using Google Play Console API. The pipeline CAN automatically upload our app bundle (AAB)</w:t>
+      </w:r>
+    </w:p>
+    <w:p>
+      <w:pPr>
+        <w:ind w:left="180"/>
+        <w:jc w:val="both"/>
+        <w:rPr>
+          <w:sz w:val="32"/>
+          <w:szCs w:val="32"/>
+        </w:rPr>
+      </w:pPr>
+    </w:p>
+    <w:p>
+      <w:pPr>
+        <w:ind w:left="180"/>
+        <w:jc w:val="both"/>
+        <w:rPr>
+          <w:sz w:val="32"/>
+          <w:szCs w:val="32"/>
+        </w:rPr>
+      </w:pPr>
+      <w:r>
+        <w:rPr>
+          <w:sz w:val="32"/>
+          <w:szCs w:val="32"/>
         </w:rPr>
         <w:lastRenderedPageBreak/>
-        <w:t># Step-4, Auto-upload to Play Store, using Google Play Console API. The pipeline CAN automatically upload our app bundle (AAB)</w:t>
+        <w:t>About Updates (Important):</w:t>
       </w:r>
     </w:p>
     <w:p>
@@ -584,41 +611,14 @@
         <w:ind w:left="180"/>
         <w:jc w:val="both"/>
         <w:rPr>
-          <w:sz w:val="36"/>
-          <w:szCs w:val="36"/>
-        </w:rPr>
-      </w:pPr>
-    </w:p>
-    <w:p>
-      <w:pPr>
-        <w:ind w:left="180"/>
-        <w:jc w:val="both"/>
-        <w:rPr>
-          <w:sz w:val="36"/>
-          <w:szCs w:val="36"/>
-        </w:rPr>
-      </w:pPr>
-      <w:r>
-        <w:rPr>
-          <w:sz w:val="36"/>
-          <w:szCs w:val="36"/>
-        </w:rPr>
-        <w:t>About Updates (Important):</w:t>
-      </w:r>
-    </w:p>
-    <w:p>
-      <w:pPr>
-        <w:ind w:left="180"/>
-        <w:jc w:val="both"/>
-        <w:rPr>
-          <w:sz w:val="36"/>
-          <w:szCs w:val="36"/>
-        </w:rPr>
-      </w:pPr>
-      <w:r>
-        <w:rPr>
-          <w:sz w:val="36"/>
-          <w:szCs w:val="36"/>
+          <w:sz w:val="32"/>
+          <w:szCs w:val="32"/>
+        </w:rPr>
+      </w:pPr>
+      <w:r>
+        <w:rPr>
+          <w:sz w:val="32"/>
+          <w:szCs w:val="32"/>
         </w:rPr>
         <w:t># We need to rebuild app bundle every time for every update or feature. Every update requires:</w:t>
       </w:r>
@@ -632,14 +632,14 @@
         </w:numPr>
         <w:jc w:val="both"/>
         <w:rPr>
-          <w:sz w:val="36"/>
-          <w:szCs w:val="36"/>
-        </w:rPr>
-      </w:pPr>
-      <w:r>
-        <w:rPr>
-          <w:sz w:val="36"/>
-          <w:szCs w:val="36"/>
+          <w:sz w:val="32"/>
+          <w:szCs w:val="32"/>
+        </w:rPr>
+      </w:pPr>
+      <w:r>
+        <w:rPr>
+          <w:sz w:val="32"/>
+          <w:szCs w:val="32"/>
         </w:rPr>
         <w:t>New version code</w:t>
       </w:r>
@@ -653,14 +653,14 @@
         </w:numPr>
         <w:jc w:val="both"/>
         <w:rPr>
-          <w:sz w:val="36"/>
-          <w:szCs w:val="36"/>
-        </w:rPr>
-      </w:pPr>
-      <w:r>
-        <w:rPr>
-          <w:sz w:val="36"/>
-          <w:szCs w:val="36"/>
+          <w:sz w:val="32"/>
+          <w:szCs w:val="32"/>
+        </w:rPr>
+      </w:pPr>
+      <w:r>
+        <w:rPr>
+          <w:sz w:val="32"/>
+          <w:szCs w:val="32"/>
         </w:rPr>
         <w:t>New build (AAB)</w:t>
       </w:r>
@@ -674,14 +674,14 @@
         </w:numPr>
         <w:jc w:val="both"/>
         <w:rPr>
-          <w:sz w:val="36"/>
-          <w:szCs w:val="36"/>
-        </w:rPr>
-      </w:pPr>
-      <w:r>
-        <w:rPr>
-          <w:sz w:val="36"/>
-          <w:szCs w:val="36"/>
+          <w:sz w:val="32"/>
+          <w:szCs w:val="32"/>
+        </w:rPr>
+      </w:pPr>
+      <w:r>
+        <w:rPr>
+          <w:sz w:val="32"/>
+          <w:szCs w:val="32"/>
         </w:rPr>
         <w:t>Upload again</w:t>
       </w:r>
@@ -690,14 +690,14 @@
       <w:pPr>
         <w:jc w:val="both"/>
         <w:rPr>
-          <w:sz w:val="36"/>
-          <w:szCs w:val="36"/>
-        </w:rPr>
-      </w:pPr>
-      <w:r>
-        <w:rPr>
-          <w:sz w:val="36"/>
-          <w:szCs w:val="36"/>
+          <w:sz w:val="32"/>
+          <w:szCs w:val="32"/>
+        </w:rPr>
+      </w:pPr>
+      <w:r>
+        <w:rPr>
+          <w:sz w:val="32"/>
+          <w:szCs w:val="32"/>
         </w:rPr>
         <w:t># But CI/CD can automate this</w:t>
       </w:r>
@@ -706,23 +706,23 @@
       <w:pPr>
         <w:jc w:val="both"/>
         <w:rPr>
-          <w:sz w:val="36"/>
-          <w:szCs w:val="36"/>
-        </w:rPr>
-      </w:pPr>
-    </w:p>
-    <w:p>
-      <w:pPr>
-        <w:jc w:val="both"/>
-        <w:rPr>
-          <w:sz w:val="36"/>
-          <w:szCs w:val="36"/>
-        </w:rPr>
-      </w:pPr>
-      <w:r>
-        <w:rPr>
-          <w:sz w:val="36"/>
-          <w:szCs w:val="36"/>
+          <w:sz w:val="32"/>
+          <w:szCs w:val="32"/>
+        </w:rPr>
+      </w:pPr>
+    </w:p>
+    <w:p>
+      <w:pPr>
+        <w:jc w:val="both"/>
+        <w:rPr>
+          <w:sz w:val="32"/>
+          <w:szCs w:val="32"/>
+        </w:rPr>
+      </w:pPr>
+      <w:r>
+        <w:rPr>
+          <w:sz w:val="32"/>
+          <w:szCs w:val="32"/>
         </w:rPr>
         <w:t>How Updates Reach Users:</w:t>
       </w:r>
@@ -731,30 +731,23 @@
       <w:pPr>
         <w:jc w:val="both"/>
         <w:rPr>
-          <w:sz w:val="36"/>
-          <w:szCs w:val="36"/>
-        </w:rPr>
-      </w:pPr>
-      <w:r>
-        <w:rPr>
-          <w:sz w:val="36"/>
-          <w:szCs w:val="36"/>
+          <w:sz w:val="32"/>
+          <w:szCs w:val="32"/>
+        </w:rPr>
+      </w:pPr>
+      <w:r>
+        <w:rPr>
+          <w:sz w:val="32"/>
+          <w:szCs w:val="32"/>
         </w:rPr>
         <w:t># After upload to Play Store</w:t>
       </w:r>
       <w:r>
         <w:rPr>
-          <w:sz w:val="36"/>
-          <w:szCs w:val="36"/>
-        </w:rPr>
-        <w:t>. We</w:t>
-      </w:r>
-      <w:r>
-        <w:rPr>
-          <w:sz w:val="36"/>
-          <w:szCs w:val="36"/>
-        </w:rPr>
-        <w:t xml:space="preserve"> control rollout:</w:t>
+          <w:sz w:val="32"/>
+          <w:szCs w:val="32"/>
+        </w:rPr>
+        <w:t>. We control rollout:</w:t>
       </w:r>
     </w:p>
     <w:p>
@@ -766,14 +759,14 @@
         </w:numPr>
         <w:jc w:val="both"/>
         <w:rPr>
-          <w:sz w:val="36"/>
-          <w:szCs w:val="36"/>
-        </w:rPr>
-      </w:pPr>
-      <w:r>
-        <w:rPr>
-          <w:sz w:val="36"/>
-          <w:szCs w:val="36"/>
+          <w:sz w:val="32"/>
+          <w:szCs w:val="32"/>
+        </w:rPr>
+      </w:pPr>
+      <w:r>
+        <w:rPr>
+          <w:sz w:val="32"/>
+          <w:szCs w:val="32"/>
         </w:rPr>
         <w:t>Internal testing</w:t>
       </w:r>
@@ -787,14 +780,14 @@
         </w:numPr>
         <w:jc w:val="both"/>
         <w:rPr>
-          <w:sz w:val="36"/>
-          <w:szCs w:val="36"/>
-        </w:rPr>
-      </w:pPr>
-      <w:r>
-        <w:rPr>
-          <w:sz w:val="36"/>
-          <w:szCs w:val="36"/>
+          <w:sz w:val="32"/>
+          <w:szCs w:val="32"/>
+        </w:rPr>
+      </w:pPr>
+      <w:r>
+        <w:rPr>
+          <w:sz w:val="32"/>
+          <w:szCs w:val="32"/>
         </w:rPr>
         <w:t>Closed testing</w:t>
       </w:r>
@@ -808,14 +801,14 @@
         </w:numPr>
         <w:jc w:val="both"/>
         <w:rPr>
-          <w:sz w:val="36"/>
-          <w:szCs w:val="36"/>
-        </w:rPr>
-      </w:pPr>
-      <w:r>
-        <w:rPr>
-          <w:sz w:val="36"/>
-          <w:szCs w:val="36"/>
+          <w:sz w:val="32"/>
+          <w:szCs w:val="32"/>
+        </w:rPr>
+      </w:pPr>
+      <w:r>
+        <w:rPr>
+          <w:sz w:val="32"/>
+          <w:szCs w:val="32"/>
         </w:rPr>
         <w:t>Open beta</w:t>
       </w:r>
@@ -829,14 +822,14 @@
         </w:numPr>
         <w:jc w:val="both"/>
         <w:rPr>
-          <w:sz w:val="36"/>
-          <w:szCs w:val="36"/>
-        </w:rPr>
-      </w:pPr>
-      <w:r>
-        <w:rPr>
-          <w:sz w:val="36"/>
-          <w:szCs w:val="36"/>
+          <w:sz w:val="32"/>
+          <w:szCs w:val="32"/>
+        </w:rPr>
+      </w:pPr>
+      <w:r>
+        <w:rPr>
+          <w:sz w:val="32"/>
+          <w:szCs w:val="32"/>
         </w:rPr>
         <w:t>Production rollout</w:t>
       </w:r>
@@ -845,23 +838,16 @@
       <w:pPr>
         <w:jc w:val="both"/>
         <w:rPr>
-          <w:sz w:val="36"/>
-          <w:szCs w:val="36"/>
-        </w:rPr>
-      </w:pPr>
-      <w:r>
-        <w:rPr>
-          <w:sz w:val="36"/>
-          <w:szCs w:val="36"/>
-        </w:rPr>
-        <w:t xml:space="preserve"># </w:t>
-      </w:r>
-      <w:r>
-        <w:rPr>
-          <w:sz w:val="36"/>
-          <w:szCs w:val="36"/>
-        </w:rPr>
-        <w:t>Users get updates via:</w:t>
+          <w:sz w:val="32"/>
+          <w:szCs w:val="32"/>
+        </w:rPr>
+      </w:pPr>
+      <w:r>
+        <w:rPr>
+          <w:sz w:val="32"/>
+          <w:szCs w:val="32"/>
+        </w:rPr>
+        <w:t># Users get updates via:</w:t>
       </w:r>
     </w:p>
     <w:p>
@@ -873,14 +859,14 @@
         </w:numPr>
         <w:jc w:val="both"/>
         <w:rPr>
-          <w:sz w:val="36"/>
-          <w:szCs w:val="36"/>
-        </w:rPr>
-      </w:pPr>
-      <w:r>
-        <w:rPr>
-          <w:sz w:val="36"/>
-          <w:szCs w:val="36"/>
+          <w:sz w:val="32"/>
+          <w:szCs w:val="32"/>
+        </w:rPr>
+      </w:pPr>
+      <w:r>
+        <w:rPr>
+          <w:sz w:val="32"/>
+          <w:szCs w:val="32"/>
         </w:rPr>
         <w:t>Auto-update (Play Store)</w:t>
       </w:r>
@@ -894,14 +880,14 @@
         </w:numPr>
         <w:jc w:val="both"/>
         <w:rPr>
-          <w:sz w:val="36"/>
-          <w:szCs w:val="36"/>
-        </w:rPr>
-      </w:pPr>
-      <w:r>
-        <w:rPr>
-          <w:sz w:val="36"/>
-          <w:szCs w:val="36"/>
+          <w:sz w:val="32"/>
+          <w:szCs w:val="32"/>
+        </w:rPr>
+      </w:pPr>
+      <w:r>
+        <w:rPr>
+          <w:sz w:val="32"/>
+          <w:szCs w:val="32"/>
         </w:rPr>
         <w:t>Manual update</w:t>
       </w:r>
@@ -910,56 +896,41 @@
       <w:pPr>
         <w:jc w:val="both"/>
         <w:rPr>
-          <w:sz w:val="36"/>
-          <w:szCs w:val="36"/>
-        </w:rPr>
-      </w:pPr>
-    </w:p>
-    <w:p>
-      <w:pPr>
-        <w:jc w:val="both"/>
-        <w:rPr>
-          <w:sz w:val="36"/>
-          <w:szCs w:val="36"/>
-        </w:rPr>
-      </w:pPr>
-      <w:r>
-        <w:rPr>
-          <w:sz w:val="36"/>
-          <w:szCs w:val="36"/>
-        </w:rPr>
-        <w:t>Fully automated pipeline (real workflow)</w:t>
-      </w:r>
-      <w:r>
-        <w:rPr>
-          <w:sz w:val="36"/>
-          <w:szCs w:val="36"/>
-        </w:rPr>
-        <w:t>:</w:t>
-      </w:r>
-    </w:p>
-    <w:p>
-      <w:pPr>
-        <w:jc w:val="both"/>
-        <w:rPr>
-          <w:sz w:val="36"/>
-          <w:szCs w:val="36"/>
-        </w:rPr>
-      </w:pPr>
-      <w:r>
-        <w:rPr>
-          <w:sz w:val="36"/>
-          <w:szCs w:val="36"/>
-        </w:rPr>
-        <w:lastRenderedPageBreak/>
-        <w:t># We</w:t>
-      </w:r>
-      <w:r>
-        <w:rPr>
-          <w:sz w:val="36"/>
-          <w:szCs w:val="36"/>
-        </w:rPr>
-        <w:t xml:space="preserve"> can set up this flow:</w:t>
+          <w:sz w:val="32"/>
+          <w:szCs w:val="32"/>
+        </w:rPr>
+      </w:pPr>
+    </w:p>
+    <w:p>
+      <w:pPr>
+        <w:jc w:val="both"/>
+        <w:rPr>
+          <w:sz w:val="32"/>
+          <w:szCs w:val="32"/>
+        </w:rPr>
+      </w:pPr>
+      <w:r>
+        <w:rPr>
+          <w:sz w:val="32"/>
+          <w:szCs w:val="32"/>
+        </w:rPr>
+        <w:t>Fully automated pipeline (real workflow):</w:t>
+      </w:r>
+    </w:p>
+    <w:p>
+      <w:pPr>
+        <w:jc w:val="both"/>
+        <w:rPr>
+          <w:sz w:val="32"/>
+          <w:szCs w:val="32"/>
+        </w:rPr>
+      </w:pPr>
+      <w:r>
+        <w:rPr>
+          <w:sz w:val="32"/>
+          <w:szCs w:val="32"/>
+        </w:rPr>
+        <w:t># We can set up this flow:</w:t>
       </w:r>
     </w:p>
     <w:p>
@@ -971,14 +942,14 @@
         </w:numPr>
         <w:jc w:val="both"/>
         <w:rPr>
-          <w:sz w:val="36"/>
-          <w:szCs w:val="36"/>
-        </w:rPr>
-      </w:pPr>
-      <w:r>
-        <w:rPr>
-          <w:sz w:val="36"/>
-          <w:szCs w:val="36"/>
+          <w:sz w:val="32"/>
+          <w:szCs w:val="32"/>
+        </w:rPr>
+      </w:pPr>
+      <w:r>
+        <w:rPr>
+          <w:sz w:val="32"/>
+          <w:szCs w:val="32"/>
         </w:rPr>
         <w:t>Push code to GitHub</w:t>
       </w:r>
@@ -992,14 +963,14 @@
         </w:numPr>
         <w:jc w:val="both"/>
         <w:rPr>
-          <w:sz w:val="36"/>
-          <w:szCs w:val="36"/>
-        </w:rPr>
-      </w:pPr>
-      <w:r>
-        <w:rPr>
-          <w:sz w:val="36"/>
-          <w:szCs w:val="36"/>
+          <w:sz w:val="32"/>
+          <w:szCs w:val="32"/>
+        </w:rPr>
+      </w:pPr>
+      <w:r>
+        <w:rPr>
+          <w:sz w:val="32"/>
+          <w:szCs w:val="32"/>
         </w:rPr>
         <w:t>CI/CD builds AAB</w:t>
       </w:r>
@@ -1013,14 +984,14 @@
         </w:numPr>
         <w:jc w:val="both"/>
         <w:rPr>
-          <w:sz w:val="36"/>
-          <w:szCs w:val="36"/>
-        </w:rPr>
-      </w:pPr>
-      <w:r>
-        <w:rPr>
-          <w:sz w:val="36"/>
-          <w:szCs w:val="36"/>
+          <w:sz w:val="32"/>
+          <w:szCs w:val="32"/>
+        </w:rPr>
+      </w:pPr>
+      <w:r>
+        <w:rPr>
+          <w:sz w:val="32"/>
+          <w:szCs w:val="32"/>
         </w:rPr>
         <w:t>Uploads to Play Store (internal track)</w:t>
       </w:r>
@@ -1034,14 +1005,14 @@
         </w:numPr>
         <w:jc w:val="both"/>
         <w:rPr>
-          <w:sz w:val="36"/>
-          <w:szCs w:val="36"/>
-        </w:rPr>
-      </w:pPr>
-      <w:r>
-        <w:rPr>
-          <w:sz w:val="36"/>
-          <w:szCs w:val="36"/>
+          <w:sz w:val="32"/>
+          <w:szCs w:val="32"/>
+        </w:rPr>
+      </w:pPr>
+      <w:r>
+        <w:rPr>
+          <w:sz w:val="32"/>
+          <w:szCs w:val="32"/>
         </w:rPr>
         <w:t>(Optional) auto-promote to production</w:t>
       </w:r>
@@ -1050,21 +1021,21 @@
       <w:pPr>
         <w:jc w:val="both"/>
         <w:rPr>
-          <w:sz w:val="36"/>
-          <w:szCs w:val="36"/>
-        </w:rPr>
-      </w:pPr>
-      <w:r>
-        <w:rPr>
-          <w:sz w:val="36"/>
-          <w:szCs w:val="36"/>
+          <w:sz w:val="32"/>
+          <w:szCs w:val="32"/>
+        </w:rPr>
+      </w:pPr>
+      <w:r>
+        <w:rPr>
+          <w:sz w:val="32"/>
+          <w:szCs w:val="32"/>
         </w:rPr>
         <w:t xml:space="preserve"># </w:t>
       </w:r>
       <w:r>
         <w:rPr>
-          <w:sz w:val="36"/>
-          <w:szCs w:val="36"/>
+          <w:sz w:val="32"/>
+          <w:szCs w:val="32"/>
         </w:rPr>
         <w:t>No manual build needed.</w:t>
       </w:r>
@@ -1073,30 +1044,30 @@
       <w:pPr>
         <w:jc w:val="both"/>
         <w:rPr>
-          <w:sz w:val="36"/>
-          <w:szCs w:val="36"/>
-        </w:rPr>
-      </w:pPr>
-    </w:p>
-    <w:p>
-      <w:pPr>
-        <w:jc w:val="both"/>
-        <w:rPr>
-          <w:sz w:val="36"/>
-          <w:szCs w:val="36"/>
-        </w:rPr>
-      </w:pPr>
-      <w:r>
-        <w:rPr>
-          <w:sz w:val="36"/>
-          <w:szCs w:val="36"/>
+          <w:sz w:val="32"/>
+          <w:szCs w:val="32"/>
+        </w:rPr>
+      </w:pPr>
+    </w:p>
+    <w:p>
+      <w:pPr>
+        <w:jc w:val="both"/>
+        <w:rPr>
+          <w:sz w:val="32"/>
+          <w:szCs w:val="32"/>
+        </w:rPr>
+      </w:pPr>
+      <w:r>
+        <w:rPr>
+          <w:sz w:val="32"/>
+          <w:szCs w:val="32"/>
         </w:rPr>
         <w:t>Example real setup</w:t>
       </w:r>
       <w:r>
         <w:rPr>
-          <w:sz w:val="36"/>
-          <w:szCs w:val="36"/>
+          <w:sz w:val="32"/>
+          <w:szCs w:val="32"/>
         </w:rPr>
         <w:t>:</w:t>
       </w:r>
@@ -1105,21 +1076,21 @@
       <w:pPr>
         <w:jc w:val="both"/>
         <w:rPr>
-          <w:sz w:val="36"/>
-          <w:szCs w:val="36"/>
-        </w:rPr>
-      </w:pPr>
-      <w:r>
-        <w:rPr>
-          <w:sz w:val="36"/>
-          <w:szCs w:val="36"/>
+          <w:sz w:val="32"/>
+          <w:szCs w:val="32"/>
+        </w:rPr>
+      </w:pPr>
+      <w:r>
+        <w:rPr>
+          <w:sz w:val="32"/>
+          <w:szCs w:val="32"/>
         </w:rPr>
         <w:t xml:space="preserve"># </w:t>
       </w:r>
       <w:r>
         <w:rPr>
-          <w:sz w:val="36"/>
-          <w:szCs w:val="36"/>
+          <w:sz w:val="32"/>
+          <w:szCs w:val="32"/>
         </w:rPr>
         <w:t xml:space="preserve">Using </w:t>
       </w:r>
@@ -1128,16 +1099,16 @@
         <w:rPr>
           <w:b/>
           <w:bCs/>
-          <w:sz w:val="36"/>
-          <w:szCs w:val="36"/>
+          <w:sz w:val="32"/>
+          <w:szCs w:val="32"/>
         </w:rPr>
         <w:t>Codemagic</w:t>
       </w:r>
       <w:proofErr w:type="spellEnd"/>
       <w:r>
         <w:rPr>
-          <w:sz w:val="36"/>
-          <w:szCs w:val="36"/>
+          <w:sz w:val="32"/>
+          <w:szCs w:val="32"/>
         </w:rPr>
         <w:t>:</w:t>
       </w:r>
@@ -1151,14 +1122,14 @@
         </w:numPr>
         <w:jc w:val="both"/>
         <w:rPr>
-          <w:sz w:val="36"/>
-          <w:szCs w:val="36"/>
-        </w:rPr>
-      </w:pPr>
-      <w:r>
-        <w:rPr>
-          <w:sz w:val="36"/>
-          <w:szCs w:val="36"/>
+          <w:sz w:val="32"/>
+          <w:szCs w:val="32"/>
+        </w:rPr>
+      </w:pPr>
+      <w:r>
+        <w:rPr>
+          <w:sz w:val="32"/>
+          <w:szCs w:val="32"/>
         </w:rPr>
         <w:t>Connect GitHub repo</w:t>
       </w:r>
@@ -1172,14 +1143,14 @@
         </w:numPr>
         <w:jc w:val="both"/>
         <w:rPr>
-          <w:sz w:val="36"/>
-          <w:szCs w:val="36"/>
-        </w:rPr>
-      </w:pPr>
-      <w:r>
-        <w:rPr>
-          <w:sz w:val="36"/>
-          <w:szCs w:val="36"/>
+          <w:sz w:val="32"/>
+          <w:szCs w:val="32"/>
+        </w:rPr>
+      </w:pPr>
+      <w:r>
+        <w:rPr>
+          <w:sz w:val="32"/>
+          <w:szCs w:val="32"/>
         </w:rPr>
         <w:t>Add Play Store API key</w:t>
       </w:r>
@@ -1193,14 +1164,14 @@
         </w:numPr>
         <w:jc w:val="both"/>
         <w:rPr>
-          <w:sz w:val="36"/>
-          <w:szCs w:val="36"/>
-        </w:rPr>
-      </w:pPr>
-      <w:r>
-        <w:rPr>
-          <w:sz w:val="36"/>
-          <w:szCs w:val="36"/>
+          <w:sz w:val="32"/>
+          <w:szCs w:val="32"/>
+        </w:rPr>
+      </w:pPr>
+      <w:r>
+        <w:rPr>
+          <w:sz w:val="32"/>
+          <w:szCs w:val="32"/>
         </w:rPr>
         <w:t>Configure workflow</w:t>
       </w:r>
@@ -1209,21 +1180,21 @@
       <w:pPr>
         <w:jc w:val="both"/>
         <w:rPr>
-          <w:sz w:val="36"/>
-          <w:szCs w:val="36"/>
-        </w:rPr>
-      </w:pPr>
-      <w:r>
-        <w:rPr>
-          <w:sz w:val="36"/>
-          <w:szCs w:val="36"/>
+          <w:sz w:val="32"/>
+          <w:szCs w:val="32"/>
+        </w:rPr>
+      </w:pPr>
+      <w:r>
+        <w:rPr>
+          <w:sz w:val="32"/>
+          <w:szCs w:val="32"/>
         </w:rPr>
         <w:t xml:space="preserve"># </w:t>
       </w:r>
       <w:r>
         <w:rPr>
-          <w:sz w:val="36"/>
-          <w:szCs w:val="36"/>
+          <w:sz w:val="32"/>
+          <w:szCs w:val="32"/>
         </w:rPr>
         <w:t>Then:</w:t>
       </w:r>
@@ -1234,16 +1205,16 @@
         <w:rPr>
           <w:b/>
           <w:bCs/>
-          <w:sz w:val="36"/>
-          <w:szCs w:val="36"/>
-        </w:rPr>
-      </w:pPr>
-      <w:r>
-        <w:rPr>
-          <w:b/>
-          <w:bCs/>
-          <w:sz w:val="36"/>
-          <w:szCs w:val="36"/>
+          <w:sz w:val="32"/>
+          <w:szCs w:val="32"/>
+        </w:rPr>
+      </w:pPr>
+      <w:r>
+        <w:rPr>
+          <w:b/>
+          <w:bCs/>
+          <w:sz w:val="32"/>
+          <w:szCs w:val="32"/>
         </w:rPr>
         <w:t xml:space="preserve">git push → app builds → uploaded to Play Store automatically </w:t>
       </w:r>
@@ -1252,51 +1223,51 @@
       <w:pPr>
         <w:jc w:val="both"/>
         <w:rPr>
-          <w:sz w:val="36"/>
-          <w:szCs w:val="36"/>
-        </w:rPr>
-      </w:pPr>
-    </w:p>
-    <w:p>
-      <w:pPr>
-        <w:jc w:val="both"/>
-        <w:rPr>
-          <w:sz w:val="36"/>
-          <w:szCs w:val="36"/>
-        </w:rPr>
-      </w:pPr>
-      <w:r>
-        <w:rPr>
-          <w:sz w:val="36"/>
-          <w:szCs w:val="36"/>
+          <w:sz w:val="32"/>
+          <w:szCs w:val="32"/>
+        </w:rPr>
+      </w:pPr>
+    </w:p>
+    <w:p>
+      <w:pPr>
+        <w:jc w:val="both"/>
+        <w:rPr>
+          <w:sz w:val="32"/>
+          <w:szCs w:val="32"/>
+        </w:rPr>
+      </w:pPr>
+      <w:r>
+        <w:rPr>
+          <w:sz w:val="32"/>
+          <w:szCs w:val="32"/>
         </w:rPr>
         <w:t xml:space="preserve">Importance of </w:t>
       </w:r>
       <w:r>
         <w:rPr>
-          <w:sz w:val="36"/>
-          <w:szCs w:val="36"/>
+          <w:sz w:val="32"/>
+          <w:szCs w:val="32"/>
         </w:rPr>
         <w:t>CI/CD</w:t>
       </w:r>
       <w:r>
         <w:rPr>
-          <w:sz w:val="36"/>
-          <w:szCs w:val="36"/>
+          <w:sz w:val="32"/>
+          <w:szCs w:val="32"/>
         </w:rPr>
         <w:t xml:space="preserve"> in</w:t>
       </w:r>
       <w:r>
         <w:rPr>
-          <w:sz w:val="36"/>
-          <w:szCs w:val="36"/>
+          <w:sz w:val="32"/>
+          <w:szCs w:val="32"/>
         </w:rPr>
         <w:t xml:space="preserve"> Flutter</w:t>
       </w:r>
       <w:r>
         <w:rPr>
-          <w:sz w:val="36"/>
-          <w:szCs w:val="36"/>
+          <w:sz w:val="32"/>
+          <w:szCs w:val="32"/>
         </w:rPr>
         <w:t>:</w:t>
       </w:r>
@@ -1310,14 +1281,14 @@
         </w:numPr>
         <w:jc w:val="both"/>
         <w:rPr>
-          <w:sz w:val="36"/>
-          <w:szCs w:val="36"/>
-        </w:rPr>
-      </w:pPr>
-      <w:r>
-        <w:rPr>
-          <w:sz w:val="36"/>
-          <w:szCs w:val="36"/>
+          <w:sz w:val="32"/>
+          <w:szCs w:val="32"/>
+        </w:rPr>
+      </w:pPr>
+      <w:r>
+        <w:rPr>
+          <w:sz w:val="32"/>
+          <w:szCs w:val="32"/>
         </w:rPr>
         <w:t>No manual build errors</w:t>
       </w:r>
@@ -1331,14 +1302,14 @@
         </w:numPr>
         <w:jc w:val="both"/>
         <w:rPr>
-          <w:sz w:val="36"/>
-          <w:szCs w:val="36"/>
-        </w:rPr>
-      </w:pPr>
-      <w:r>
-        <w:rPr>
-          <w:sz w:val="36"/>
-          <w:szCs w:val="36"/>
+          <w:sz w:val="32"/>
+          <w:szCs w:val="32"/>
+        </w:rPr>
+      </w:pPr>
+      <w:r>
+        <w:rPr>
+          <w:sz w:val="32"/>
+          <w:szCs w:val="32"/>
         </w:rPr>
         <w:t>Faster releases</w:t>
       </w:r>
@@ -1352,14 +1323,14 @@
         </w:numPr>
         <w:jc w:val="both"/>
         <w:rPr>
-          <w:sz w:val="36"/>
-          <w:szCs w:val="36"/>
-        </w:rPr>
-      </w:pPr>
-      <w:r>
-        <w:rPr>
-          <w:sz w:val="36"/>
-          <w:szCs w:val="36"/>
+          <w:sz w:val="32"/>
+          <w:szCs w:val="32"/>
+        </w:rPr>
+      </w:pPr>
+      <w:r>
+        <w:rPr>
+          <w:sz w:val="32"/>
+          <w:szCs w:val="32"/>
         </w:rPr>
         <w:t>Automated testing</w:t>
       </w:r>
@@ -1373,14 +1344,14 @@
         </w:numPr>
         <w:jc w:val="both"/>
         <w:rPr>
-          <w:sz w:val="36"/>
-          <w:szCs w:val="36"/>
-        </w:rPr>
-      </w:pPr>
-      <w:r>
-        <w:rPr>
-          <w:sz w:val="36"/>
-          <w:szCs w:val="36"/>
+          <w:sz w:val="32"/>
+          <w:szCs w:val="32"/>
+        </w:rPr>
+      </w:pPr>
+      <w:r>
+        <w:rPr>
+          <w:sz w:val="32"/>
+          <w:szCs w:val="32"/>
         </w:rPr>
         <w:t>Team collaboration</w:t>
       </w:r>
@@ -1394,14 +1365,14 @@
         </w:numPr>
         <w:jc w:val="both"/>
         <w:rPr>
-          <w:sz w:val="36"/>
-          <w:szCs w:val="36"/>
-        </w:rPr>
-      </w:pPr>
-      <w:r>
-        <w:rPr>
-          <w:sz w:val="36"/>
-          <w:szCs w:val="36"/>
+          <w:sz w:val="32"/>
+          <w:szCs w:val="32"/>
+        </w:rPr>
+      </w:pPr>
+      <w:r>
+        <w:rPr>
+          <w:sz w:val="32"/>
+          <w:szCs w:val="32"/>
         </w:rPr>
         <w:t>One-click deployment</w:t>
       </w:r>
@@ -1410,35 +1381,668 @@
       <w:pPr>
         <w:jc w:val="both"/>
         <w:rPr>
-          <w:sz w:val="36"/>
-          <w:szCs w:val="36"/>
-        </w:rPr>
-      </w:pPr>
-    </w:p>
-    <w:p>
-      <w:pPr>
-        <w:jc w:val="both"/>
-        <w:rPr>
-          <w:sz w:val="36"/>
-          <w:szCs w:val="36"/>
-        </w:rPr>
-      </w:pPr>
-    </w:p>
-    <w:p>
-      <w:pPr>
-        <w:jc w:val="both"/>
-        <w:rPr>
-          <w:sz w:val="36"/>
-          <w:szCs w:val="36"/>
-        </w:rPr>
-      </w:pPr>
-    </w:p>
-    <w:p>
-      <w:pPr>
-        <w:jc w:val="both"/>
-        <w:rPr>
-          <w:sz w:val="36"/>
-          <w:szCs w:val="36"/>
+          <w:sz w:val="32"/>
+          <w:szCs w:val="32"/>
+        </w:rPr>
+      </w:pPr>
+    </w:p>
+    <w:p>
+      <w:pPr>
+        <w:jc w:val="center"/>
+        <w:rPr>
+          <w:sz w:val="32"/>
+          <w:szCs w:val="32"/>
+        </w:rPr>
+      </w:pPr>
+      <w:r>
+        <w:rPr>
+          <w:sz w:val="32"/>
+          <w:szCs w:val="32"/>
+        </w:rPr>
+        <w:t>Break</w:t>
+      </w:r>
+    </w:p>
+    <w:p>
+      <w:pPr>
+        <w:jc w:val="both"/>
+        <w:rPr>
+          <w:sz w:val="32"/>
+          <w:szCs w:val="32"/>
+        </w:rPr>
+      </w:pPr>
+    </w:p>
+    <w:p>
+      <w:pPr>
+        <w:jc w:val="both"/>
+        <w:rPr>
+          <w:b/>
+          <w:bCs/>
+          <w:sz w:val="32"/>
+          <w:szCs w:val="32"/>
+        </w:rPr>
+      </w:pPr>
+      <w:r>
+        <w:rPr>
+          <w:b/>
+          <w:bCs/>
+          <w:sz w:val="32"/>
+          <w:szCs w:val="32"/>
+        </w:rPr>
+        <w:t>Flutter CI/CD Flow:</w:t>
+      </w:r>
+    </w:p>
+    <w:p>
+      <w:pPr>
+        <w:jc w:val="both"/>
+        <w:rPr>
+          <w:sz w:val="32"/>
+          <w:szCs w:val="32"/>
+        </w:rPr>
+      </w:pPr>
+      <w:r>
+        <w:rPr>
+          <w:sz w:val="32"/>
+          <w:szCs w:val="32"/>
+        </w:rPr>
+        <w:t xml:space="preserve"># When we push the code to </w:t>
+      </w:r>
+      <w:r>
+        <w:rPr>
+          <w:b/>
+          <w:bCs/>
+          <w:sz w:val="32"/>
+          <w:szCs w:val="32"/>
+        </w:rPr>
+        <w:t>GitHub</w:t>
+      </w:r>
+      <w:r>
+        <w:rPr>
+          <w:sz w:val="32"/>
+          <w:szCs w:val="32"/>
+        </w:rPr>
+        <w:t>/</w:t>
+      </w:r>
+      <w:r>
+        <w:rPr>
+          <w:b/>
+          <w:bCs/>
+          <w:sz w:val="32"/>
+          <w:szCs w:val="32"/>
+        </w:rPr>
+        <w:t>GitLab</w:t>
+      </w:r>
+      <w:r>
+        <w:rPr>
+          <w:sz w:val="32"/>
+          <w:szCs w:val="32"/>
+        </w:rPr>
+        <w:t xml:space="preserve"> using </w:t>
+      </w:r>
+      <w:r>
+        <w:rPr>
+          <w:b/>
+          <w:bCs/>
+          <w:sz w:val="32"/>
+          <w:szCs w:val="32"/>
+        </w:rPr>
+        <w:t>git push</w:t>
+      </w:r>
+      <w:r>
+        <w:rPr>
+          <w:sz w:val="32"/>
+          <w:szCs w:val="32"/>
+        </w:rPr>
+        <w:t xml:space="preserve"> then:</w:t>
+      </w:r>
+    </w:p>
+    <w:p>
+      <w:pPr>
+        <w:pStyle w:val="ListParagraph"/>
+        <w:numPr>
+          <w:ilvl w:val="0"/>
+          <w:numId w:val="8"/>
+        </w:numPr>
+        <w:jc w:val="both"/>
+        <w:rPr>
+          <w:sz w:val="32"/>
+          <w:szCs w:val="32"/>
+        </w:rPr>
+      </w:pPr>
+      <w:r>
+        <w:rPr>
+          <w:sz w:val="32"/>
+          <w:szCs w:val="32"/>
+        </w:rPr>
+        <w:t>When PR is opened (CI):</w:t>
+      </w:r>
+    </w:p>
+    <w:p>
+      <w:pPr>
+        <w:jc w:val="both"/>
+        <w:rPr>
+          <w:sz w:val="32"/>
+          <w:szCs w:val="32"/>
+        </w:rPr>
+      </w:pPr>
+      <w:r>
+        <w:rPr>
+          <w:sz w:val="32"/>
+          <w:szCs w:val="32"/>
+        </w:rPr>
+        <w:t>#</w:t>
+      </w:r>
+      <w:r>
+        <w:rPr>
+          <w:b/>
+          <w:bCs/>
+          <w:sz w:val="32"/>
+          <w:szCs w:val="32"/>
+        </w:rPr>
+        <w:t xml:space="preserve"> </w:t>
+      </w:r>
+      <w:r>
+        <w:rPr>
+          <w:b/>
+          <w:bCs/>
+          <w:sz w:val="32"/>
+          <w:szCs w:val="32"/>
+        </w:rPr>
+        <w:t>GitHub</w:t>
+      </w:r>
+      <w:r>
+        <w:rPr>
+          <w:sz w:val="32"/>
+          <w:szCs w:val="32"/>
+        </w:rPr>
+        <w:t xml:space="preserve"> Actions runs our </w:t>
+      </w:r>
+      <w:r>
+        <w:rPr>
+          <w:sz w:val="32"/>
+          <w:szCs w:val="32"/>
+        </w:rPr>
+        <w:t>defined</w:t>
+      </w:r>
+      <w:r>
+        <w:rPr>
+          <w:sz w:val="32"/>
+          <w:szCs w:val="32"/>
+        </w:rPr>
+        <w:t xml:space="preserve"> command</w:t>
+      </w:r>
+      <w:r>
+        <w:rPr>
+          <w:sz w:val="32"/>
+          <w:szCs w:val="32"/>
+        </w:rPr>
+        <w:t>s</w:t>
+      </w:r>
+      <w:r>
+        <w:rPr>
+          <w:sz w:val="32"/>
+          <w:szCs w:val="32"/>
+        </w:rPr>
+        <w:t xml:space="preserve"> like</w:t>
+      </w:r>
+      <w:r>
+        <w:rPr>
+          <w:b/>
+          <w:bCs/>
+          <w:sz w:val="32"/>
+          <w:szCs w:val="32"/>
+        </w:rPr>
+        <w:t xml:space="preserve"> flutter pub get</w:t>
+      </w:r>
+      <w:r>
+        <w:rPr>
+          <w:sz w:val="32"/>
+          <w:szCs w:val="32"/>
+        </w:rPr>
+        <w:t xml:space="preserve">, </w:t>
+      </w:r>
+      <w:r>
+        <w:rPr>
+          <w:b/>
+          <w:bCs/>
+          <w:sz w:val="32"/>
+          <w:szCs w:val="32"/>
+        </w:rPr>
+        <w:t>dart run build_runner build</w:t>
+      </w:r>
+      <w:r>
+        <w:rPr>
+          <w:sz w:val="32"/>
+          <w:szCs w:val="32"/>
+        </w:rPr>
+        <w:t xml:space="preserve">, </w:t>
+      </w:r>
+      <w:r>
+        <w:rPr>
+          <w:b/>
+          <w:bCs/>
+          <w:sz w:val="32"/>
+          <w:szCs w:val="32"/>
+        </w:rPr>
+        <w:t xml:space="preserve">flutter </w:t>
+      </w:r>
+      <w:proofErr w:type="gramStart"/>
+      <w:r>
+        <w:rPr>
+          <w:b/>
+          <w:bCs/>
+          <w:sz w:val="32"/>
+          <w:szCs w:val="32"/>
+        </w:rPr>
+        <w:t>test</w:t>
+      </w:r>
+      <w:r>
+        <w:rPr>
+          <w:sz w:val="32"/>
+          <w:szCs w:val="32"/>
+        </w:rPr>
+        <w:t xml:space="preserve"> </w:t>
+      </w:r>
+      <w:r>
+        <w:rPr>
+          <w:sz w:val="32"/>
+          <w:szCs w:val="32"/>
+        </w:rPr>
+        <w:t xml:space="preserve"> specified</w:t>
+      </w:r>
+      <w:proofErr w:type="gramEnd"/>
+      <w:r>
+        <w:rPr>
+          <w:sz w:val="32"/>
+          <w:szCs w:val="32"/>
+        </w:rPr>
+        <w:t xml:space="preserve"> </w:t>
+      </w:r>
+      <w:r>
+        <w:rPr>
+          <w:sz w:val="32"/>
+          <w:szCs w:val="32"/>
+        </w:rPr>
+        <w:t xml:space="preserve">in </w:t>
+      </w:r>
+      <w:proofErr w:type="spellStart"/>
+      <w:r>
+        <w:rPr>
+          <w:b/>
+          <w:bCs/>
+          <w:sz w:val="32"/>
+          <w:szCs w:val="32"/>
+        </w:rPr>
+        <w:t>project_root</w:t>
+      </w:r>
+      <w:proofErr w:type="spellEnd"/>
+      <w:r>
+        <w:rPr>
+          <w:b/>
+          <w:bCs/>
+          <w:sz w:val="32"/>
+          <w:szCs w:val="32"/>
+        </w:rPr>
+        <w:t>/.</w:t>
+      </w:r>
+      <w:proofErr w:type="spellStart"/>
+      <w:r>
+        <w:rPr>
+          <w:b/>
+          <w:bCs/>
+          <w:sz w:val="32"/>
+          <w:szCs w:val="32"/>
+        </w:rPr>
+        <w:t>github</w:t>
+      </w:r>
+      <w:proofErr w:type="spellEnd"/>
+      <w:r>
+        <w:rPr>
+          <w:b/>
+          <w:bCs/>
+          <w:sz w:val="32"/>
+          <w:szCs w:val="32"/>
+        </w:rPr>
+        <w:t xml:space="preserve">/workflows/ </w:t>
+      </w:r>
+      <w:r>
+        <w:rPr>
+          <w:sz w:val="32"/>
+          <w:szCs w:val="32"/>
+        </w:rPr>
+        <w:t>YML files</w:t>
+      </w:r>
+      <w:r>
+        <w:rPr>
+          <w:sz w:val="32"/>
+          <w:szCs w:val="32"/>
+        </w:rPr>
+        <w:t xml:space="preserve">. To get the </w:t>
+      </w:r>
+      <w:r>
+        <w:rPr>
+          <w:sz w:val="32"/>
+          <w:szCs w:val="32"/>
+        </w:rPr>
+        <w:lastRenderedPageBreak/>
+        <w:t>dependencies and test our</w:t>
+      </w:r>
+      <w:r>
+        <w:rPr>
+          <w:b/>
+          <w:bCs/>
+          <w:sz w:val="32"/>
+          <w:szCs w:val="32"/>
+        </w:rPr>
+        <w:t xml:space="preserve"> Flutter</w:t>
+      </w:r>
+      <w:r>
+        <w:rPr>
+          <w:sz w:val="32"/>
+          <w:szCs w:val="32"/>
+        </w:rPr>
+        <w:t xml:space="preserve"> project (Like</w:t>
+      </w:r>
+      <w:r>
+        <w:rPr>
+          <w:b/>
+          <w:bCs/>
+          <w:sz w:val="32"/>
+          <w:szCs w:val="32"/>
+        </w:rPr>
+        <w:t xml:space="preserve"> Firebase </w:t>
+      </w:r>
+      <w:r>
+        <w:rPr>
+          <w:sz w:val="32"/>
+          <w:szCs w:val="32"/>
+        </w:rPr>
+        <w:t>Hosting doc)</w:t>
+      </w:r>
+    </w:p>
+    <w:p>
+      <w:pPr>
+        <w:jc w:val="both"/>
+        <w:rPr>
+          <w:sz w:val="32"/>
+          <w:szCs w:val="32"/>
+        </w:rPr>
+      </w:pPr>
+    </w:p>
+    <w:p>
+      <w:pPr>
+        <w:pStyle w:val="ListParagraph"/>
+        <w:numPr>
+          <w:ilvl w:val="0"/>
+          <w:numId w:val="8"/>
+        </w:numPr>
+        <w:jc w:val="both"/>
+        <w:rPr>
+          <w:sz w:val="32"/>
+          <w:szCs w:val="32"/>
+        </w:rPr>
+      </w:pPr>
+      <w:r>
+        <w:rPr>
+          <w:sz w:val="32"/>
+          <w:szCs w:val="32"/>
+        </w:rPr>
+        <w:t>When merged with main (CD):</w:t>
+      </w:r>
+    </w:p>
+    <w:p>
+      <w:pPr>
+        <w:jc w:val="both"/>
+        <w:rPr>
+          <w:sz w:val="32"/>
+          <w:szCs w:val="32"/>
+        </w:rPr>
+      </w:pPr>
+      <w:r>
+        <w:rPr>
+          <w:sz w:val="32"/>
+          <w:szCs w:val="32"/>
+        </w:rPr>
+        <w:t xml:space="preserve"># After testing and verifying GitHub Action runs </w:t>
+      </w:r>
+      <w:r>
+        <w:rPr>
+          <w:b/>
+          <w:bCs/>
+          <w:sz w:val="32"/>
+          <w:szCs w:val="32"/>
+        </w:rPr>
+        <w:t xml:space="preserve">flutter build </w:t>
+      </w:r>
+      <w:proofErr w:type="spellStart"/>
+      <w:r>
+        <w:rPr>
+          <w:b/>
+          <w:bCs/>
+          <w:sz w:val="32"/>
+          <w:szCs w:val="32"/>
+        </w:rPr>
+        <w:t>apk</w:t>
+      </w:r>
+      <w:proofErr w:type="spellEnd"/>
+      <w:r>
+        <w:rPr>
+          <w:b/>
+          <w:bCs/>
+          <w:sz w:val="32"/>
+          <w:szCs w:val="32"/>
+        </w:rPr>
+        <w:t xml:space="preserve"> --release</w:t>
+      </w:r>
+      <w:r>
+        <w:rPr>
+          <w:sz w:val="32"/>
+          <w:szCs w:val="32"/>
+        </w:rPr>
+        <w:t xml:space="preserve"> or </w:t>
+      </w:r>
+      <w:r>
+        <w:rPr>
+          <w:b/>
+          <w:bCs/>
+          <w:sz w:val="32"/>
+          <w:szCs w:val="32"/>
+        </w:rPr>
+        <w:t xml:space="preserve">futter build </w:t>
+      </w:r>
+      <w:proofErr w:type="spellStart"/>
+      <w:r>
+        <w:rPr>
+          <w:b/>
+          <w:bCs/>
+          <w:sz w:val="32"/>
+          <w:szCs w:val="32"/>
+        </w:rPr>
+        <w:t>appBundl</w:t>
+      </w:r>
+      <w:r>
+        <w:rPr>
+          <w:sz w:val="32"/>
+          <w:szCs w:val="32"/>
+        </w:rPr>
+        <w:t>e</w:t>
+      </w:r>
+      <w:proofErr w:type="spellEnd"/>
+      <w:r>
+        <w:rPr>
+          <w:sz w:val="32"/>
+          <w:szCs w:val="32"/>
+        </w:rPr>
+        <w:t xml:space="preserve"> depending on the workflow. Also specified in </w:t>
+      </w:r>
+      <w:proofErr w:type="gramStart"/>
+      <w:r>
+        <w:rPr>
+          <w:sz w:val="32"/>
+          <w:szCs w:val="32"/>
+        </w:rPr>
+        <w:t xml:space="preserve">the </w:t>
+      </w:r>
+      <w:r>
+        <w:rPr>
+          <w:b/>
+          <w:bCs/>
+          <w:sz w:val="32"/>
+          <w:szCs w:val="32"/>
+        </w:rPr>
+        <w:t>.</w:t>
+      </w:r>
+      <w:proofErr w:type="spellStart"/>
+      <w:r>
+        <w:rPr>
+          <w:b/>
+          <w:bCs/>
+          <w:sz w:val="32"/>
+          <w:szCs w:val="32"/>
+        </w:rPr>
+        <w:t>github</w:t>
+      </w:r>
+      <w:proofErr w:type="spellEnd"/>
+      <w:proofErr w:type="gramEnd"/>
+      <w:r>
+        <w:rPr>
+          <w:sz w:val="32"/>
+          <w:szCs w:val="32"/>
+        </w:rPr>
+        <w:t xml:space="preserve"> folder. Then deploys automatically to staging or production.</w:t>
+      </w:r>
+    </w:p>
+    <w:p>
+      <w:pPr>
+        <w:jc w:val="both"/>
+        <w:rPr>
+          <w:sz w:val="32"/>
+          <w:szCs w:val="32"/>
+        </w:rPr>
+      </w:pPr>
+    </w:p>
+    <w:p>
+      <w:pPr>
+        <w:jc w:val="both"/>
+        <w:rPr>
+          <w:sz w:val="32"/>
+          <w:szCs w:val="32"/>
+        </w:rPr>
+      </w:pPr>
+      <w:r>
+        <w:rPr>
+          <w:sz w:val="32"/>
+          <w:szCs w:val="32"/>
+        </w:rPr>
+        <w:t># Flow:</w:t>
+      </w:r>
+    </w:p>
+    <w:p>
+      <w:pPr>
+        <w:jc w:val="both"/>
+        <w:rPr>
+          <w:sz w:val="32"/>
+          <w:szCs w:val="32"/>
+        </w:rPr>
+      </w:pPr>
+      <w:r>
+        <w:rPr>
+          <w:noProof/>
+          <w:sz w:val="32"/>
+          <w:szCs w:val="32"/>
+        </w:rPr>
+        <w:drawing>
+          <wp:inline distT="0" distB="0" distL="0" distR="0" wp14:anchorId="24ED044C" wp14:editId="114E330D">
+            <wp:extent cx="5807444" cy="2019300"/>
+            <wp:effectExtent l="0" t="0" r="3175" b="0"/>
+            <wp:docPr id="1" name="Picture 1"/>
+            <wp:cNvGraphicFramePr>
+              <a:graphicFrameLocks xmlns:a="http://schemas.openxmlformats.org/drawingml/2006/main" noChangeAspect="1"/>
+            </wp:cNvGraphicFramePr>
+            <a:graphic xmlns:a="http://schemas.openxmlformats.org/drawingml/2006/main">
+              <a:graphicData uri="http://schemas.openxmlformats.org/drawingml/2006/picture">
+                <pic:pic xmlns:pic="http://schemas.openxmlformats.org/drawingml/2006/picture">
+                  <pic:nvPicPr>
+                    <pic:cNvPr id="0" name="Picture 1"/>
+                    <pic:cNvPicPr>
+                      <a:picLocks noChangeAspect="1" noChangeArrowheads="1"/>
+                    </pic:cNvPicPr>
+                  </pic:nvPicPr>
+                  <pic:blipFill rotWithShape="1">
+                    <a:blip r:embed="rId5">
+                      <a:extLst>
+                        <a:ext uri="{28A0092B-C50C-407E-A947-70E740481C1C}">
+                          <a14:useLocalDpi xmlns:a14="http://schemas.microsoft.com/office/drawing/2010/main" val="0"/>
+                        </a:ext>
+                      </a:extLst>
+                    </a:blip>
+                    <a:srcRect l="1330" t="11377" b="37126"/>
+                    <a:stretch/>
+                  </pic:blipFill>
+                  <pic:spPr bwMode="auto">
+                    <a:xfrm>
+                      <a:off x="0" y="0"/>
+                      <a:ext cx="5812340" cy="2021002"/>
+                    </a:xfrm>
+                    <a:prstGeom prst="rect">
+                      <a:avLst/>
+                    </a:prstGeom>
+                    <a:noFill/>
+                    <a:ln>
+                      <a:noFill/>
+                    </a:ln>
+                    <a:extLst>
+                      <a:ext uri="{53640926-AAD7-44D8-BBD7-CCE9431645EC}">
+                        <a14:shadowObscured xmlns:a14="http://schemas.microsoft.com/office/drawing/2010/main"/>
+                      </a:ext>
+                    </a:extLst>
+                  </pic:spPr>
+                </pic:pic>
+              </a:graphicData>
+            </a:graphic>
+          </wp:inline>
+        </w:drawing>
+      </w:r>
+    </w:p>
+    <w:p>
+      <w:pPr>
+        <w:jc w:val="both"/>
+        <w:rPr>
+          <w:sz w:val="32"/>
+          <w:szCs w:val="32"/>
+        </w:rPr>
+      </w:pPr>
+    </w:p>
+    <w:p>
+      <w:pPr>
+        <w:jc w:val="both"/>
+        <w:rPr>
+          <w:sz w:val="32"/>
+          <w:szCs w:val="32"/>
+        </w:rPr>
+      </w:pPr>
+    </w:p>
+    <w:p>
+      <w:pPr>
+        <w:jc w:val="center"/>
+        <w:rPr>
+          <w:sz w:val="32"/>
+          <w:szCs w:val="32"/>
+        </w:rPr>
+      </w:pPr>
+      <w:r>
+        <w:rPr>
+          <w:sz w:val="32"/>
+          <w:szCs w:val="32"/>
+        </w:rPr>
+        <w:t>Break</w:t>
+      </w:r>
+    </w:p>
+    <w:p>
+      <w:pPr>
+        <w:jc w:val="both"/>
+        <w:rPr>
+          <w:sz w:val="32"/>
+          <w:szCs w:val="32"/>
         </w:rPr>
       </w:pPr>
     </w:p>
@@ -2133,6 +2737,97 @@
     </w:lvl>
   </w:abstractNum>
   <w:abstractNum w:abstractNumId="6" w15:restartNumberingAfterBreak="0">
+    <w:nsid w:val="69426620"/>
+    <w:multiLevelType w:val="hybridMultilevel"/>
+    <w:tmpl w:val="EF7AB27C"/>
+    <w:lvl w:ilvl="0" w:tplc="B7D03A70">
+      <w:start w:val="1"/>
+      <w:numFmt w:val="decimal"/>
+      <w:lvlText w:val="%1."/>
+      <w:lvlJc w:val="left"/>
+      <w:pPr>
+        <w:ind w:left="360" w:hanging="360"/>
+      </w:pPr>
+      <w:rPr>
+        <w:rFonts w:hint="default"/>
+        <w:b/>
+        <w:bCs/>
+      </w:rPr>
+    </w:lvl>
+    <w:lvl w:ilvl="1" w:tplc="04090019" w:tentative="1">
+      <w:start w:val="1"/>
+      <w:numFmt w:val="lowerLetter"/>
+      <w:lvlText w:val="%2."/>
+      <w:lvlJc w:val="left"/>
+      <w:pPr>
+        <w:ind w:left="1080" w:hanging="360"/>
+      </w:pPr>
+    </w:lvl>
+    <w:lvl w:ilvl="2" w:tplc="0409001B" w:tentative="1">
+      <w:start w:val="1"/>
+      <w:numFmt w:val="lowerRoman"/>
+      <w:lvlText w:val="%3."/>
+      <w:lvlJc w:val="right"/>
+      <w:pPr>
+        <w:ind w:left="1800" w:hanging="180"/>
+      </w:pPr>
+    </w:lvl>
+    <w:lvl w:ilvl="3" w:tplc="0409000F" w:tentative="1">
+      <w:start w:val="1"/>
+      <w:numFmt w:val="decimal"/>
+      <w:lvlText w:val="%4."/>
+      <w:lvlJc w:val="left"/>
+      <w:pPr>
+        <w:ind w:left="2520" w:hanging="360"/>
+      </w:pPr>
+    </w:lvl>
+    <w:lvl w:ilvl="4" w:tplc="04090019" w:tentative="1">
+      <w:start w:val="1"/>
+      <w:numFmt w:val="lowerLetter"/>
+      <w:lvlText w:val="%5."/>
+      <w:lvlJc w:val="left"/>
+      <w:pPr>
+        <w:ind w:left="3240" w:hanging="360"/>
+      </w:pPr>
+    </w:lvl>
+    <w:lvl w:ilvl="5" w:tplc="0409001B" w:tentative="1">
+      <w:start w:val="1"/>
+      <w:numFmt w:val="lowerRoman"/>
+      <w:lvlText w:val="%6."/>
+      <w:lvlJc w:val="right"/>
+      <w:pPr>
+        <w:ind w:left="3960" w:hanging="180"/>
+      </w:pPr>
+    </w:lvl>
+    <w:lvl w:ilvl="6" w:tplc="0409000F" w:tentative="1">
+      <w:start w:val="1"/>
+      <w:numFmt w:val="decimal"/>
+      <w:lvlText w:val="%7."/>
+      <w:lvlJc w:val="left"/>
+      <w:pPr>
+        <w:ind w:left="4680" w:hanging="360"/>
+      </w:pPr>
+    </w:lvl>
+    <w:lvl w:ilvl="7" w:tplc="04090019" w:tentative="1">
+      <w:start w:val="1"/>
+      <w:numFmt w:val="lowerLetter"/>
+      <w:lvlText w:val="%8."/>
+      <w:lvlJc w:val="left"/>
+      <w:pPr>
+        <w:ind w:left="5400" w:hanging="360"/>
+      </w:pPr>
+    </w:lvl>
+    <w:lvl w:ilvl="8" w:tplc="0409001B" w:tentative="1">
+      <w:start w:val="1"/>
+      <w:numFmt w:val="lowerRoman"/>
+      <w:lvlText w:val="%9."/>
+      <w:lvlJc w:val="right"/>
+      <w:pPr>
+        <w:ind w:left="6120" w:hanging="180"/>
+      </w:pPr>
+    </w:lvl>
+  </w:abstractNum>
+  <w:abstractNum w:abstractNumId="7" w15:restartNumberingAfterBreak="0">
     <w:nsid w:val="703577C6"/>
     <w:multiLevelType w:val="hybridMultilevel"/>
     <w:tmpl w:val="87E49964"/>
@@ -2261,10 +2956,13 @@
     <w:abstractNumId w:val="2"/>
   </w:num>
   <w:num w:numId="6" w16cid:durableId="1057317450">
-    <w:abstractNumId w:val="6"/>
+    <w:abstractNumId w:val="7"/>
   </w:num>
   <w:num w:numId="7" w16cid:durableId="1565526472">
     <w:abstractNumId w:val="5"/>
+  </w:num>
+  <w:num w:numId="8" w16cid:durableId="127821681">
+    <w:abstractNumId w:val="6"/>
   </w:num>
 </w:numbering>
 </file>
